--- a/docs/CourseDesignReport/数据库课程设计报告-石盛辰v1.2.docx
+++ b/docs/CourseDesignReport/数据库课程设计报告-石盛辰v1.2.docx
@@ -5235,12 +5235,6 @@
             <w:insideH w:val="single" w:color="808080" w:sz="4" w:space="0"/>
             <w:insideV w:val="single" w:color="808080" w:sz="4" w:space="0"/>
           </w:tblBorders>
-          <w:tblCellMar>
-            <w:top w:w="20" w:type="dxa"/>
-            <w:left w:w="80" w:type="dxa"/>
-            <w:bottom w:w="20" w:type="dxa"/>
-            <w:right w:w="80" w:type="dxa"/>
-          </w:tblCellMar>
         </w:tblPrEx>
         <w:trPr>
           <w:jc w:val="center"/>
@@ -6721,12 +6715,6 @@
             <w:insideH w:val="single" w:color="808080" w:sz="4" w:space="0"/>
             <w:insideV w:val="single" w:color="808080" w:sz="4" w:space="0"/>
           </w:tblBorders>
-          <w:tblCellMar>
-            <w:top w:w="20" w:type="dxa"/>
-            <w:left w:w="80" w:type="dxa"/>
-            <w:bottom w:w="20" w:type="dxa"/>
-            <w:right w:w="80" w:type="dxa"/>
-          </w:tblCellMar>
         </w:tblPrEx>
         <w:trPr>
           <w:jc w:val="center"/>
@@ -9688,12 +9676,6 @@
             <w:insideH w:val="single" w:color="808080" w:sz="4" w:space="0"/>
             <w:insideV w:val="single" w:color="808080" w:sz="4" w:space="0"/>
           </w:tblBorders>
-          <w:tblCellMar>
-            <w:top w:w="20" w:type="dxa"/>
-            <w:left w:w="80" w:type="dxa"/>
-            <w:bottom w:w="20" w:type="dxa"/>
-            <w:right w:w="80" w:type="dxa"/>
-          </w:tblCellMar>
         </w:tblPrEx>
         <w:trPr>
           <w:jc w:val="center"/>
@@ -10039,12 +10021,6 @@
             <w:insideH w:val="single" w:color="808080" w:sz="4" w:space="0"/>
             <w:insideV w:val="single" w:color="808080" w:sz="4" w:space="0"/>
           </w:tblBorders>
-          <w:tblCellMar>
-            <w:top w:w="20" w:type="dxa"/>
-            <w:left w:w="80" w:type="dxa"/>
-            <w:bottom w:w="20" w:type="dxa"/>
-            <w:right w:w="80" w:type="dxa"/>
-          </w:tblCellMar>
         </w:tblPrEx>
         <w:trPr>
           <w:jc w:val="center"/>
@@ -14314,12 +14290,6 @@
             <w:insideH w:val="single" w:color="808080" w:sz="4" w:space="0"/>
             <w:insideV w:val="single" w:color="808080" w:sz="4" w:space="0"/>
           </w:tblBorders>
-          <w:tblCellMar>
-            <w:top w:w="20" w:type="dxa"/>
-            <w:left w:w="80" w:type="dxa"/>
-            <w:bottom w:w="20" w:type="dxa"/>
-            <w:right w:w="80" w:type="dxa"/>
-          </w:tblCellMar>
         </w:tblPrEx>
         <w:trPr>
           <w:tblHeader/>
@@ -16894,31 +16864,6 @@
       </w:pPr>
       <w:r>
         <w:rPr>
-          <w:rFonts w:hint="eastAsia" w:ascii="Times New Roman" w:hAnsi="Times New Roman" w:eastAsia="SimSun" w:cs="Times New Roman"/>
-          <w:sz w:val="24"/>
-          <w:szCs w:val="24"/>
-        </w:rPr>
-        <w:t>实体用矩形表示，属性用椭圆表示，联系用菱形表示，主键以下划线标注。两幅图完整呈现系统 9 个实体的属性结构和 8 条联系及其基数。</w:t>
-      </w:r>
-    </w:p>
-    <w:p>
-      <w:pPr>
-        <w:pStyle w:val="3"/>
-        <w:spacing w:line="240" w:lineRule="auto"/>
-        <w:rPr>
-          <w:rFonts w:hint="eastAsia" w:eastAsia="SimSun"/>
-          <w:lang w:eastAsia="zh-CN"/>
-        </w:rPr>
-      </w:pPr>
-    </w:p>
-    <w:p>
-      <w:pPr>
-        <w:pStyle w:val="3"/>
-        <w:spacing w:line="240" w:lineRule="auto"/>
-        <w:jc w:val="center"/>
-      </w:pPr>
-      <w:r>
-        <w:rPr>
           <w:rFonts w:hint="eastAsia" w:eastAsia="SimSun"/>
           <w:lang w:eastAsia="zh-CN"/>
         </w:rPr>
@@ -16926,13 +16871,13 @@
           <wp:anchor distT="0" distB="0" distL="114300" distR="114300" simplePos="0" relativeHeight="251660288" behindDoc="0" locked="0" layoutInCell="1" allowOverlap="1">
             <wp:simplePos x="0" y="0"/>
             <wp:positionH relativeFrom="column">
-              <wp:posOffset>-1158240</wp:posOffset>
+              <wp:posOffset>-789940</wp:posOffset>
             </wp:positionH>
             <wp:positionV relativeFrom="paragraph">
-              <wp:posOffset>189230</wp:posOffset>
+              <wp:posOffset>2449195</wp:posOffset>
             </wp:positionV>
-            <wp:extent cx="7565390" cy="4906645"/>
-            <wp:effectExtent l="0" t="0" r="16510" b="8255"/>
+            <wp:extent cx="8420100" cy="5462905"/>
+            <wp:effectExtent l="0" t="0" r="4445" b="0"/>
             <wp:wrapTopAndBottom/>
             <wp:docPr id="2" name="图片 2" descr="er-relationship"/>
             <wp:cNvGraphicFramePr>
@@ -16954,9 +16899,9 @@
                     </a:stretch>
                   </pic:blipFill>
                   <pic:spPr>
-                    <a:xfrm>
+                    <a:xfrm rot="16200000">
                       <a:off x="0" y="0"/>
-                      <a:ext cx="7565390" cy="4906645"/>
+                      <a:ext cx="8420100" cy="5462905"/>
                     </a:xfrm>
                     <a:prstGeom prst="rect">
                       <a:avLst/>
@@ -16974,7 +16919,7 @@
           <w:sz w:val="24"/>
           <w:szCs w:val="24"/>
         </w:rPr>
-        <w:t>图2-1 实体属性图</w:t>
+        <w:t>实体用矩形表示，属性用椭圆表示，联系用菱形表示，主键以下划线标注。两幅图完整呈现系统 9 个实体的属性结构和 8 条联系及其基数。</w:t>
       </w:r>
     </w:p>
     <w:p>
@@ -16982,11 +16927,15 @@
         <w:pStyle w:val="3"/>
         <w:spacing w:line="240" w:lineRule="auto"/>
         <w:jc w:val="center"/>
-        <w:rPr>
-          <w:rFonts w:hint="eastAsia" w:eastAsia="SimSun"/>
-          <w:lang w:eastAsia="zh-CN"/>
-        </w:rPr>
-      </w:pPr>
+      </w:pPr>
+      <w:r>
+        <w:rPr>
+          <w:rFonts w:hint="eastAsia" w:ascii="Times New Roman" w:hAnsi="Times New Roman" w:eastAsia="SimSun" w:cs="Times New Roman"/>
+          <w:sz w:val="24"/>
+          <w:szCs w:val="24"/>
+        </w:rPr>
+        <w:t>图2-1 实体属性图</w:t>
+      </w:r>
     </w:p>
     <w:p>
       <w:pPr>
@@ -16994,9 +16943,8 @@
         <w:spacing w:line="240" w:lineRule="auto"/>
         <w:jc w:val="center"/>
         <w:rPr>
-          <w:rFonts w:hint="eastAsia" w:ascii="Times New Roman" w:hAnsi="Times New Roman" w:eastAsia="SimSun" w:cs="Times New Roman"/>
-          <w:sz w:val="24"/>
-          <w:szCs w:val="24"/>
+          <w:rFonts w:hint="eastAsia" w:eastAsia="SimSun"/>
+          <w:lang w:eastAsia="zh-CN"/>
         </w:rPr>
       </w:pPr>
     </w:p>
@@ -17005,288 +16953,6 @@
         <w:pStyle w:val="3"/>
         <w:spacing w:line="240" w:lineRule="auto"/>
         <w:jc w:val="center"/>
-        <w:rPr>
-          <w:rFonts w:hint="eastAsia" w:ascii="Times New Roman" w:hAnsi="Times New Roman" w:eastAsia="SimSun" w:cs="Times New Roman"/>
-          <w:sz w:val="24"/>
-          <w:szCs w:val="24"/>
-        </w:rPr>
-      </w:pPr>
-    </w:p>
-    <w:p>
-      <w:pPr>
-        <w:pStyle w:val="3"/>
-        <w:spacing w:line="240" w:lineRule="auto"/>
-        <w:jc w:val="center"/>
-        <w:rPr>
-          <w:rFonts w:hint="eastAsia" w:ascii="Times New Roman" w:hAnsi="Times New Roman" w:eastAsia="SimSun" w:cs="Times New Roman"/>
-          <w:sz w:val="24"/>
-          <w:szCs w:val="24"/>
-        </w:rPr>
-      </w:pPr>
-    </w:p>
-    <w:p>
-      <w:pPr>
-        <w:pStyle w:val="3"/>
-        <w:spacing w:line="240" w:lineRule="auto"/>
-        <w:jc w:val="center"/>
-        <w:rPr>
-          <w:rFonts w:hint="eastAsia" w:ascii="Times New Roman" w:hAnsi="Times New Roman" w:eastAsia="SimSun" w:cs="Times New Roman"/>
-          <w:sz w:val="24"/>
-          <w:szCs w:val="24"/>
-        </w:rPr>
-      </w:pPr>
-    </w:p>
-    <w:p>
-      <w:pPr>
-        <w:pStyle w:val="3"/>
-        <w:spacing w:line="240" w:lineRule="auto"/>
-        <w:jc w:val="center"/>
-        <w:rPr>
-          <w:rFonts w:hint="eastAsia" w:ascii="Times New Roman" w:hAnsi="Times New Roman" w:eastAsia="SimSun" w:cs="Times New Roman"/>
-          <w:sz w:val="24"/>
-          <w:szCs w:val="24"/>
-        </w:rPr>
-      </w:pPr>
-    </w:p>
-    <w:p>
-      <w:pPr>
-        <w:pStyle w:val="3"/>
-        <w:spacing w:line="240" w:lineRule="auto"/>
-        <w:jc w:val="center"/>
-        <w:rPr>
-          <w:rFonts w:hint="eastAsia" w:ascii="Times New Roman" w:hAnsi="Times New Roman" w:eastAsia="SimSun" w:cs="Times New Roman"/>
-          <w:sz w:val="24"/>
-          <w:szCs w:val="24"/>
-        </w:rPr>
-      </w:pPr>
-    </w:p>
-    <w:p>
-      <w:pPr>
-        <w:pStyle w:val="3"/>
-        <w:spacing w:line="240" w:lineRule="auto"/>
-        <w:jc w:val="center"/>
-        <w:rPr>
-          <w:rFonts w:hint="eastAsia" w:ascii="Times New Roman" w:hAnsi="Times New Roman" w:eastAsia="SimSun" w:cs="Times New Roman"/>
-          <w:sz w:val="24"/>
-          <w:szCs w:val="24"/>
-        </w:rPr>
-      </w:pPr>
-    </w:p>
-    <w:p>
-      <w:pPr>
-        <w:pStyle w:val="3"/>
-        <w:spacing w:line="240" w:lineRule="auto"/>
-        <w:jc w:val="center"/>
-      </w:pPr>
-      <w:r>
-        <w:rPr>
-          <w:rFonts w:hint="eastAsia" w:ascii="Times New Roman" w:hAnsi="Times New Roman" w:eastAsia="SimSun" w:cs="Times New Roman"/>
-          <w:sz w:val="24"/>
-          <w:szCs w:val="24"/>
-        </w:rPr>
-        <w:t>图2-2 实体联系图</w:t>
-      </w:r>
-    </w:p>
-    <w:p>
-      <w:pPr>
-        <w:pStyle w:val="3"/>
-        <w:spacing w:line="240" w:lineRule="auto"/>
-      </w:pPr>
-      <w:r>
-        <w:rPr>
-          <w:rFonts w:hint="eastAsia" w:ascii="Times New Roman" w:hAnsi="Times New Roman" w:eastAsia="SimSun" w:cs="Times New Roman"/>
-          <w:sz w:val="24"/>
-          <w:szCs w:val="24"/>
-        </w:rPr>
-        <w:t xml:space="preserve">从 ER 图可见以 </w:t>
-      </w:r>
-      <w:r>
-        <w:rPr>
-          <w:rStyle w:val="24"/>
-          <w:rFonts w:hint="eastAsia" w:ascii="Times New Roman" w:hAnsi="Times New Roman" w:eastAsia="SimSun" w:cs="Times New Roman"/>
-          <w:sz w:val="24"/>
-          <w:szCs w:val="24"/>
-        </w:rPr>
-        <w:t>Product</w:t>
-      </w:r>
-      <w:r>
-        <w:rPr>
-          <w:rFonts w:hint="eastAsia" w:ascii="Times New Roman" w:hAnsi="Times New Roman" w:eastAsia="SimSun" w:cs="Times New Roman"/>
-          <w:sz w:val="24"/>
-          <w:szCs w:val="24"/>
-        </w:rPr>
-        <w:t>、</w:t>
-      </w:r>
-      <w:r>
-        <w:rPr>
-          <w:rStyle w:val="24"/>
-          <w:rFonts w:hint="eastAsia" w:ascii="Times New Roman" w:hAnsi="Times New Roman" w:eastAsia="SimSun" w:cs="Times New Roman"/>
-          <w:sz w:val="24"/>
-          <w:szCs w:val="24"/>
-        </w:rPr>
-        <w:t>Sales_Order</w:t>
-      </w:r>
-      <w:r>
-        <w:rPr>
-          <w:rFonts w:hint="eastAsia" w:ascii="Times New Roman" w:hAnsi="Times New Roman" w:eastAsia="SimSun" w:cs="Times New Roman"/>
-          <w:sz w:val="24"/>
-          <w:szCs w:val="24"/>
-        </w:rPr>
-        <w:t xml:space="preserve"> 为核心的星型-链式混合结构：商品详情三子表围绕 </w:t>
-      </w:r>
-      <w:r>
-        <w:rPr>
-          <w:rStyle w:val="24"/>
-          <w:rFonts w:hint="eastAsia" w:ascii="Times New Roman" w:hAnsi="Times New Roman" w:eastAsia="SimSun" w:cs="Times New Roman"/>
-          <w:sz w:val="24"/>
-          <w:szCs w:val="24"/>
-        </w:rPr>
-        <w:t>Product</w:t>
-      </w:r>
-      <w:r>
-        <w:rPr>
-          <w:rFonts w:hint="eastAsia" w:ascii="Times New Roman" w:hAnsi="Times New Roman" w:eastAsia="SimSun" w:cs="Times New Roman"/>
-          <w:sz w:val="24"/>
-          <w:szCs w:val="24"/>
-        </w:rPr>
-        <w:t xml:space="preserve"> 呈星型展开，订单—明细—商品形成三级链式关联，台式机与配件通过 </w:t>
-      </w:r>
-      <w:r>
-        <w:rPr>
-          <w:rStyle w:val="24"/>
-          <w:rFonts w:hint="eastAsia" w:ascii="Times New Roman" w:hAnsi="Times New Roman" w:eastAsia="SimSun" w:cs="Times New Roman"/>
-          <w:sz w:val="24"/>
-          <w:szCs w:val="24"/>
-        </w:rPr>
-        <w:t>Desktop_Composition</w:t>
-      </w:r>
-      <w:r>
-        <w:rPr>
-          <w:rFonts w:hint="eastAsia" w:ascii="Times New Roman" w:hAnsi="Times New Roman" w:eastAsia="SimSun" w:cs="Times New Roman"/>
-          <w:sz w:val="24"/>
-          <w:szCs w:val="24"/>
-        </w:rPr>
-        <w:t xml:space="preserve"> 桥接为多对多。</w:t>
-      </w:r>
-    </w:p>
-    <w:bookmarkEnd w:id="4"/>
-    <w:bookmarkEnd w:id="6"/>
-    <w:p>
-      <w:pPr>
-        <w:pStyle w:val="2"/>
-      </w:pPr>
-      <w:bookmarkStart w:id="7" w:name="header-n216"/>
-      <w:r>
-        <w:rPr>
-          <w:rFonts w:hint="eastAsia"/>
-        </w:rPr>
-        <w:t>逻辑结构设计</w:t>
-      </w:r>
-    </w:p>
-    <w:p>
-      <w:pPr>
-        <w:pStyle w:val="4"/>
-      </w:pPr>
-      <w:bookmarkStart w:id="8" w:name="header-n217"/>
-      <w:r>
-        <w:t xml:space="preserve">3.1 </w:t>
-      </w:r>
-      <w:r>
-        <w:rPr>
-          <w:rFonts w:hint="eastAsia"/>
-        </w:rPr>
-        <w:t>关系模式转换</w:t>
-      </w:r>
-    </w:p>
-    <w:p>
-      <w:pPr>
-        <w:pStyle w:val="23"/>
-        <w:spacing w:line="240" w:lineRule="auto"/>
-      </w:pPr>
-      <w:r>
-        <w:rPr>
-          <w:rFonts w:hint="eastAsia" w:ascii="Times New Roman" w:hAnsi="Times New Roman" w:eastAsia="SimSun" w:cs="Times New Roman"/>
-          <w:sz w:val="24"/>
-          <w:szCs w:val="24"/>
-        </w:rPr>
-        <w:t>将概念结构转换为 9 个关系模式。</w:t>
-      </w:r>
-      <w:r>
-        <w:rPr>
-          <w:rFonts w:hint="eastAsia" w:ascii="Times New Roman" w:hAnsi="Times New Roman" w:eastAsia="SimSun" w:cs="Times New Roman"/>
-          <w:sz w:val="24"/>
-          <w:szCs w:val="24"/>
-          <w:u w:val="single"/>
-        </w:rPr>
-        <w:t>下划线</w:t>
-      </w:r>
-      <w:r>
-        <w:rPr>
-          <w:rFonts w:hint="eastAsia" w:ascii="Times New Roman" w:hAnsi="Times New Roman" w:eastAsia="SimSun" w:cs="Times New Roman"/>
-          <w:sz w:val="24"/>
-          <w:szCs w:val="24"/>
-        </w:rPr>
-        <w:t xml:space="preserve"> 为主键，标注 UK 为唯一约束，FK 为外键，CASCADE 为级联删除。所有表均含 created_at、updated_at，为简洁省略。</w:t>
-      </w:r>
-    </w:p>
-    <w:p>
-      <w:pPr>
-        <w:numPr>
-          <w:ilvl w:val="0"/>
-          <w:numId w:val="1"/>
-        </w:numPr>
-        <w:spacing w:line="240" w:lineRule="auto"/>
-      </w:pPr>
-      <w:r>
-        <w:rPr>
-          <w:rFonts w:hint="eastAsia" w:ascii="Times New Roman" w:hAnsi="Times New Roman" w:eastAsia="SimSun" w:cs="Times New Roman"/>
-          <w:sz w:val="24"/>
-          <w:szCs w:val="24"/>
-        </w:rPr>
-        <w:t>Customer（</w:t>
-      </w:r>
-      <w:r>
-        <w:rPr>
-          <w:rFonts w:hint="eastAsia" w:ascii="Times New Roman" w:hAnsi="Times New Roman" w:eastAsia="SimSun" w:cs="Times New Roman"/>
-          <w:sz w:val="24"/>
-          <w:szCs w:val="24"/>
-          <w:u w:val="single"/>
-        </w:rPr>
-        <w:t>customer_id</w:t>
-      </w:r>
-      <w:r>
-        <w:rPr>
-          <w:rFonts w:hint="eastAsia" w:ascii="Times New Roman" w:hAnsi="Times New Roman" w:eastAsia="SimSun" w:cs="Times New Roman"/>
-          <w:sz w:val="24"/>
-          <w:szCs w:val="24"/>
-        </w:rPr>
-        <w:t xml:space="preserve">, customername, </w:t>
-      </w:r>
-      <w:r>
-        <w:rPr>
-          <w:rFonts w:hint="eastAsia" w:ascii="Times New Roman" w:hAnsi="Times New Roman" w:eastAsia="SimSun" w:cs="Times New Roman"/>
-          <w:sz w:val="24"/>
-          <w:szCs w:val="24"/>
-          <w:u w:val="single"/>
-        </w:rPr>
-        <w:t>phone</w:t>
-      </w:r>
-      <w:r>
-        <w:rPr>
-          <w:rFonts w:hint="eastAsia" w:ascii="Times New Roman" w:hAnsi="Times New Roman" w:eastAsia="SimSun" w:cs="Times New Roman"/>
-          <w:sz w:val="24"/>
-          <w:szCs w:val="24"/>
-        </w:rPr>
-        <w:t xml:space="preserve"> UK, address, passwordhash）</w:t>
-      </w:r>
-    </w:p>
-    <w:p>
-      <w:pPr>
-        <w:numPr>
-          <w:ilvl w:val="0"/>
-          <w:numId w:val="1"/>
-        </w:numPr>
-        <w:spacing w:line="240" w:lineRule="auto"/>
       </w:pPr>
       <w:r>
         <w:rPr>
@@ -17297,13 +16963,13 @@
           <wp:anchor distT="0" distB="0" distL="114300" distR="114300" simplePos="0" relativeHeight="251661312" behindDoc="0" locked="0" layoutInCell="1" allowOverlap="1">
             <wp:simplePos x="0" y="0"/>
             <wp:positionH relativeFrom="column">
-              <wp:posOffset>-1128395</wp:posOffset>
+              <wp:posOffset>-300355</wp:posOffset>
             </wp:positionH>
             <wp:positionV relativeFrom="paragraph">
-              <wp:posOffset>-5201285</wp:posOffset>
+              <wp:posOffset>1240155</wp:posOffset>
             </wp:positionV>
-            <wp:extent cx="7564120" cy="5102225"/>
-            <wp:effectExtent l="0" t="0" r="17780" b="3175"/>
+            <wp:extent cx="7629525" cy="5792470"/>
+            <wp:effectExtent l="0" t="0" r="17780" b="9525"/>
             <wp:wrapTopAndBottom/>
             <wp:docPr id="3" name="图片 3" descr="er-attributes"/>
             <wp:cNvGraphicFramePr>
@@ -17325,9 +16991,9 @@
                     </a:stretch>
                   </pic:blipFill>
                   <pic:spPr>
-                    <a:xfrm>
+                    <a:xfrm rot="16200000">
                       <a:off x="0" y="0"/>
-                      <a:ext cx="7564120" cy="5102225"/>
+                      <a:ext cx="7629525" cy="5792470"/>
                     </a:xfrm>
                     <a:prstGeom prst="rect">
                       <a:avLst/>
@@ -17345,7 +17011,134 @@
           <w:sz w:val="24"/>
           <w:szCs w:val="24"/>
         </w:rPr>
-        <w:t>Staff（</w:t>
+        <w:t>图2-2 实体联系图</w:t>
+      </w:r>
+    </w:p>
+    <w:p>
+      <w:pPr>
+        <w:pStyle w:val="3"/>
+        <w:spacing w:line="240" w:lineRule="auto"/>
+      </w:pPr>
+      <w:r>
+        <w:rPr>
+          <w:rFonts w:hint="eastAsia" w:ascii="Times New Roman" w:hAnsi="Times New Roman" w:eastAsia="SimSun" w:cs="Times New Roman"/>
+          <w:sz w:val="24"/>
+          <w:szCs w:val="24"/>
+        </w:rPr>
+        <w:t xml:space="preserve">从 ER 图可见以 </w:t>
+      </w:r>
+      <w:r>
+        <w:rPr>
+          <w:rStyle w:val="24"/>
+          <w:rFonts w:hint="eastAsia" w:ascii="Times New Roman" w:hAnsi="Times New Roman" w:eastAsia="SimSun" w:cs="Times New Roman"/>
+          <w:sz w:val="24"/>
+          <w:szCs w:val="24"/>
+        </w:rPr>
+        <w:t>Product</w:t>
+      </w:r>
+      <w:r>
+        <w:rPr>
+          <w:rFonts w:hint="eastAsia" w:ascii="Times New Roman" w:hAnsi="Times New Roman" w:eastAsia="SimSun" w:cs="Times New Roman"/>
+          <w:sz w:val="24"/>
+          <w:szCs w:val="24"/>
+        </w:rPr>
+        <w:t>、</w:t>
+      </w:r>
+      <w:r>
+        <w:rPr>
+          <w:rStyle w:val="24"/>
+          <w:rFonts w:hint="eastAsia" w:ascii="Times New Roman" w:hAnsi="Times New Roman" w:eastAsia="SimSun" w:cs="Times New Roman"/>
+          <w:sz w:val="24"/>
+          <w:szCs w:val="24"/>
+        </w:rPr>
+        <w:t>Sales_Order</w:t>
+      </w:r>
+      <w:r>
+        <w:rPr>
+          <w:rFonts w:hint="eastAsia" w:ascii="Times New Roman" w:hAnsi="Times New Roman" w:eastAsia="SimSun" w:cs="Times New Roman"/>
+          <w:sz w:val="24"/>
+          <w:szCs w:val="24"/>
+        </w:rPr>
+        <w:t xml:space="preserve"> 为核心的星型-链式混合结构：商品详情三子表围绕 </w:t>
+      </w:r>
+      <w:r>
+        <w:rPr>
+          <w:rStyle w:val="24"/>
+          <w:rFonts w:hint="eastAsia" w:ascii="Times New Roman" w:hAnsi="Times New Roman" w:eastAsia="SimSun" w:cs="Times New Roman"/>
+          <w:sz w:val="24"/>
+          <w:szCs w:val="24"/>
+        </w:rPr>
+        <w:t>Product</w:t>
+      </w:r>
+      <w:r>
+        <w:rPr>
+          <w:rFonts w:hint="eastAsia" w:ascii="Times New Roman" w:hAnsi="Times New Roman" w:eastAsia="SimSun" w:cs="Times New Roman"/>
+          <w:sz w:val="24"/>
+          <w:szCs w:val="24"/>
+        </w:rPr>
+        <w:t xml:space="preserve"> 呈星型展开，订单—明细—商品形成三级链式关联，台式机与配件通过 </w:t>
+      </w:r>
+      <w:r>
+        <w:rPr>
+          <w:rStyle w:val="24"/>
+          <w:rFonts w:hint="eastAsia" w:ascii="Times New Roman" w:hAnsi="Times New Roman" w:eastAsia="SimSun" w:cs="Times New Roman"/>
+          <w:sz w:val="24"/>
+          <w:szCs w:val="24"/>
+        </w:rPr>
+        <w:t>Desktop_Composition</w:t>
+      </w:r>
+      <w:r>
+        <w:rPr>
+          <w:rFonts w:hint="eastAsia" w:ascii="Times New Roman" w:hAnsi="Times New Roman" w:eastAsia="SimSun" w:cs="Times New Roman"/>
+          <w:sz w:val="24"/>
+          <w:szCs w:val="24"/>
+        </w:rPr>
+        <w:t xml:space="preserve"> 桥接为多对多。</w:t>
+      </w:r>
+    </w:p>
+    <w:bookmarkEnd w:id="4"/>
+    <w:bookmarkEnd w:id="6"/>
+    <w:p>
+      <w:pPr>
+        <w:pStyle w:val="2"/>
+      </w:pPr>
+      <w:bookmarkStart w:id="7" w:name="header-n216"/>
+      <w:r>
+        <w:rPr>
+          <w:rFonts w:hint="eastAsia"/>
+        </w:rPr>
+        <w:t>逻辑结构设计</w:t>
+      </w:r>
+      <w:bookmarkStart w:id="29" w:name="_GoBack"/>
+      <w:bookmarkEnd w:id="29"/>
+    </w:p>
+    <w:p>
+      <w:pPr>
+        <w:pStyle w:val="4"/>
+      </w:pPr>
+      <w:bookmarkStart w:id="8" w:name="header-n217"/>
+      <w:r>
+        <w:t xml:space="preserve">3.1 </w:t>
+      </w:r>
+      <w:r>
+        <w:rPr>
+          <w:rFonts w:hint="eastAsia"/>
+        </w:rPr>
+        <w:t>关系模式转换</w:t>
+      </w:r>
+    </w:p>
+    <w:p>
+      <w:pPr>
+        <w:pStyle w:val="23"/>
+        <w:spacing w:line="240" w:lineRule="auto"/>
+      </w:pPr>
+      <w:r>
+        <w:rPr>
+          <w:rFonts w:hint="eastAsia" w:ascii="Times New Roman" w:hAnsi="Times New Roman" w:eastAsia="SimSun" w:cs="Times New Roman"/>
+          <w:sz w:val="24"/>
+          <w:szCs w:val="24"/>
+        </w:rPr>
+        <w:t>将概念结构转换为 9 个关系模式。</w:t>
       </w:r>
       <w:r>
         <w:rPr>
@@ -17354,32 +17147,15 @@
           <w:szCs w:val="24"/>
           <w:u w:val="single"/>
         </w:rPr>
-        <w:t>staff_id</w:t>
-      </w:r>
-      <w:r>
-        <w:rPr>
-          <w:rFonts w:hint="eastAsia" w:ascii="Times New Roman" w:hAnsi="Times New Roman" w:eastAsia="SimSun" w:cs="Times New Roman"/>
-          <w:sz w:val="24"/>
-          <w:szCs w:val="24"/>
-        </w:rPr>
-        <w:t xml:space="preserve">, </w:t>
-      </w:r>
-      <w:r>
-        <w:rPr>
-          <w:rFonts w:hint="eastAsia" w:ascii="Times New Roman" w:hAnsi="Times New Roman" w:eastAsia="SimSun" w:cs="Times New Roman"/>
-          <w:sz w:val="24"/>
-          <w:szCs w:val="24"/>
-          <w:u w:val="single"/>
-        </w:rPr>
-        <w:t>username</w:t>
-      </w:r>
-      <w:r>
-        <w:rPr>
-          <w:rFonts w:hint="eastAsia" w:ascii="Times New Roman" w:hAnsi="Times New Roman" w:eastAsia="SimSun" w:cs="Times New Roman"/>
-          <w:sz w:val="24"/>
-          <w:szCs w:val="24"/>
-        </w:rPr>
-        <w:t xml:space="preserve"> UK, passwordhash, staffname）</w:t>
+        <w:t>下划线</w:t>
+      </w:r>
+      <w:r>
+        <w:rPr>
+          <w:rFonts w:hint="eastAsia" w:ascii="Times New Roman" w:hAnsi="Times New Roman" w:eastAsia="SimSun" w:cs="Times New Roman"/>
+          <w:sz w:val="24"/>
+          <w:szCs w:val="24"/>
+        </w:rPr>
+        <w:t xml:space="preserve"> 为主键，标注 UK 为唯一约束，FK 为外键，CASCADE 为级联删除。所有表均含 created_at、updated_at，为简洁省略。</w:t>
       </w:r>
     </w:p>
     <w:p>
@@ -17396,7 +17172,7 @@
           <w:sz w:val="24"/>
           <w:szCs w:val="24"/>
         </w:rPr>
-        <w:t>Product（</w:t>
+        <w:t>Customer（</w:t>
       </w:r>
       <w:r>
         <w:rPr>
@@ -17405,15 +17181,32 @@
           <w:szCs w:val="24"/>
           <w:u w:val="single"/>
         </w:rPr>
-        <w:t>product_id</w:t>
-      </w:r>
-      <w:r>
-        <w:rPr>
-          <w:rFonts w:hint="eastAsia" w:ascii="Times New Roman" w:hAnsi="Times New Roman" w:eastAsia="SimSun" w:cs="Times New Roman"/>
-          <w:sz w:val="24"/>
-          <w:szCs w:val="24"/>
-        </w:rPr>
-        <w:t>, brand, model, price, stock, category）— UNIQUE(brand, model)；CHECK(stock ≥ 0)</w:t>
+        <w:t>customer_id</w:t>
+      </w:r>
+      <w:r>
+        <w:rPr>
+          <w:rFonts w:hint="eastAsia" w:ascii="Times New Roman" w:hAnsi="Times New Roman" w:eastAsia="SimSun" w:cs="Times New Roman"/>
+          <w:sz w:val="24"/>
+          <w:szCs w:val="24"/>
+        </w:rPr>
+        <w:t>, customername,</w:t>
+      </w:r>
+      <w:r>
+        <w:rPr>
+          <w:rFonts w:hint="eastAsia" w:ascii="Times New Roman" w:hAnsi="Times New Roman" w:eastAsia="SimSun" w:cs="Times New Roman"/>
+          <w:sz w:val="24"/>
+          <w:szCs w:val="24"/>
+          <w:u w:val="none"/>
+        </w:rPr>
+        <w:t xml:space="preserve"> phone </w:t>
+      </w:r>
+      <w:r>
+        <w:rPr>
+          <w:rFonts w:hint="eastAsia" w:ascii="Times New Roman" w:hAnsi="Times New Roman" w:eastAsia="SimSun" w:cs="Times New Roman"/>
+          <w:sz w:val="24"/>
+          <w:szCs w:val="24"/>
+        </w:rPr>
+        <w:t>UK, address, passwordhash）</w:t>
       </w:r>
     </w:p>
     <w:p>
@@ -17430,7 +17223,7 @@
           <w:sz w:val="24"/>
           <w:szCs w:val="24"/>
         </w:rPr>
-        <w:t>Laptop_Detail（</w:t>
+        <w:t>Staff（</w:t>
       </w:r>
       <w:r>
         <w:rPr>
@@ -17439,15 +17232,32 @@
           <w:szCs w:val="24"/>
           <w:u w:val="single"/>
         </w:rPr>
-        <w:t>laptop_id</w:t>
-      </w:r>
-      <w:r>
-        <w:rPr>
-          <w:rFonts w:hint="eastAsia" w:ascii="Times New Roman" w:hAnsi="Times New Roman" w:eastAsia="SimSun" w:cs="Times New Roman"/>
-          <w:sz w:val="24"/>
-          <w:szCs w:val="24"/>
-        </w:rPr>
-        <w:t>, productid FK UK, screensize, cpumodel, gpumodel, weight）</w:t>
+        <w:t>staff_id</w:t>
+      </w:r>
+      <w:r>
+        <w:rPr>
+          <w:rFonts w:hint="eastAsia" w:ascii="Times New Roman" w:hAnsi="Times New Roman" w:eastAsia="SimSun" w:cs="Times New Roman"/>
+          <w:sz w:val="24"/>
+          <w:szCs w:val="24"/>
+        </w:rPr>
+        <w:t xml:space="preserve">, </w:t>
+      </w:r>
+      <w:r>
+        <w:rPr>
+          <w:rFonts w:hint="eastAsia" w:ascii="Times New Roman" w:hAnsi="Times New Roman" w:eastAsia="SimSun" w:cs="Times New Roman"/>
+          <w:sz w:val="24"/>
+          <w:szCs w:val="24"/>
+          <w:u w:val="none"/>
+        </w:rPr>
+        <w:t>username</w:t>
+      </w:r>
+      <w:r>
+        <w:rPr>
+          <w:rFonts w:hint="eastAsia" w:ascii="Times New Roman" w:hAnsi="Times New Roman" w:eastAsia="SimSun" w:cs="Times New Roman"/>
+          <w:sz w:val="24"/>
+          <w:szCs w:val="24"/>
+        </w:rPr>
+        <w:t xml:space="preserve"> UK, passwordhash, staffname）</w:t>
       </w:r>
     </w:p>
     <w:p>
@@ -17464,7 +17274,7 @@
           <w:sz w:val="24"/>
           <w:szCs w:val="24"/>
         </w:rPr>
-        <w:t>Desktop_Detail（</w:t>
+        <w:t>Product（</w:t>
       </w:r>
       <w:r>
         <w:rPr>
@@ -17473,15 +17283,15 @@
           <w:szCs w:val="24"/>
           <w:u w:val="single"/>
         </w:rPr>
-        <w:t>desktop_id</w:t>
-      </w:r>
-      <w:r>
-        <w:rPr>
-          <w:rFonts w:hint="eastAsia" w:ascii="Times New Roman" w:hAnsi="Times New Roman" w:eastAsia="SimSun" w:cs="Times New Roman"/>
-          <w:sz w:val="24"/>
-          <w:szCs w:val="24"/>
-        </w:rPr>
-        <w:t>, productid FK UK, formfactor, cpudesc, gpudesc, ramdesc, storagedesc）</w:t>
+        <w:t>product_id</w:t>
+      </w:r>
+      <w:r>
+        <w:rPr>
+          <w:rFonts w:hint="eastAsia" w:ascii="Times New Roman" w:hAnsi="Times New Roman" w:eastAsia="SimSun" w:cs="Times New Roman"/>
+          <w:sz w:val="24"/>
+          <w:szCs w:val="24"/>
+        </w:rPr>
+        <w:t>, brand, model, price, stock, category）— UNIQUE(brand, model)；CHECK(stock ≥ 0)</w:t>
       </w:r>
     </w:p>
     <w:p>
@@ -17498,7 +17308,7 @@
           <w:sz w:val="24"/>
           <w:szCs w:val="24"/>
         </w:rPr>
-        <w:t>SparePartDetail（</w:t>
+        <w:t>Laptop_Detail（</w:t>
       </w:r>
       <w:r>
         <w:rPr>
@@ -17507,15 +17317,15 @@
           <w:szCs w:val="24"/>
           <w:u w:val="single"/>
         </w:rPr>
-        <w:t>part_id</w:t>
-      </w:r>
-      <w:r>
-        <w:rPr>
-          <w:rFonts w:hint="eastAsia" w:ascii="Times New Roman" w:hAnsi="Times New Roman" w:eastAsia="SimSun" w:cs="Times New Roman"/>
-          <w:sz w:val="24"/>
-          <w:szCs w:val="24"/>
-        </w:rPr>
-        <w:t>, productid FK, parttype, specification）</w:t>
+        <w:t>laptop_id</w:t>
+      </w:r>
+      <w:r>
+        <w:rPr>
+          <w:rFonts w:hint="eastAsia" w:ascii="Times New Roman" w:hAnsi="Times New Roman" w:eastAsia="SimSun" w:cs="Times New Roman"/>
+          <w:sz w:val="24"/>
+          <w:szCs w:val="24"/>
+        </w:rPr>
+        <w:t>, productid FK UK, screensize, cpumodel, gpumodel, weight）</w:t>
       </w:r>
     </w:p>
     <w:p>
@@ -17532,7 +17342,7 @@
           <w:sz w:val="24"/>
           <w:szCs w:val="24"/>
         </w:rPr>
-        <w:t>Desktop_Composition（</w:t>
+        <w:t>Desktop_Detail（</w:t>
       </w:r>
       <w:r>
         <w:rPr>
@@ -17541,15 +17351,15 @@
           <w:szCs w:val="24"/>
           <w:u w:val="single"/>
         </w:rPr>
-        <w:t>composition_id</w:t>
-      </w:r>
-      <w:r>
-        <w:rPr>
-          <w:rFonts w:hint="eastAsia" w:ascii="Times New Roman" w:hAnsi="Times New Roman" w:eastAsia="SimSun" w:cs="Times New Roman"/>
-          <w:sz w:val="24"/>
-          <w:szCs w:val="24"/>
-        </w:rPr>
-        <w:t>, productid FK, partid FK, quantity）— CHECK(quantity &gt; 0)</w:t>
+        <w:t>desktop_id</w:t>
+      </w:r>
+      <w:r>
+        <w:rPr>
+          <w:rFonts w:hint="eastAsia" w:ascii="Times New Roman" w:hAnsi="Times New Roman" w:eastAsia="SimSun" w:cs="Times New Roman"/>
+          <w:sz w:val="24"/>
+          <w:szCs w:val="24"/>
+        </w:rPr>
+        <w:t>, productid FK UK, formfactor, cpudesc, gpudesc, ramdesc, storagedesc）</w:t>
       </w:r>
     </w:p>
     <w:p>
@@ -17566,6 +17376,74 @@
           <w:sz w:val="24"/>
           <w:szCs w:val="24"/>
         </w:rPr>
+        <w:t>SparePartDetail（</w:t>
+      </w:r>
+      <w:r>
+        <w:rPr>
+          <w:rFonts w:hint="eastAsia" w:ascii="Times New Roman" w:hAnsi="Times New Roman" w:eastAsia="SimSun" w:cs="Times New Roman"/>
+          <w:sz w:val="24"/>
+          <w:szCs w:val="24"/>
+          <w:u w:val="single"/>
+        </w:rPr>
+        <w:t>part_id</w:t>
+      </w:r>
+      <w:r>
+        <w:rPr>
+          <w:rFonts w:hint="eastAsia" w:ascii="Times New Roman" w:hAnsi="Times New Roman" w:eastAsia="SimSun" w:cs="Times New Roman"/>
+          <w:sz w:val="24"/>
+          <w:szCs w:val="24"/>
+        </w:rPr>
+        <w:t>, productid FK, parttype, specification）</w:t>
+      </w:r>
+    </w:p>
+    <w:p>
+      <w:pPr>
+        <w:numPr>
+          <w:ilvl w:val="0"/>
+          <w:numId w:val="1"/>
+        </w:numPr>
+        <w:spacing w:line="240" w:lineRule="auto"/>
+      </w:pPr>
+      <w:r>
+        <w:rPr>
+          <w:rFonts w:hint="eastAsia" w:ascii="Times New Roman" w:hAnsi="Times New Roman" w:eastAsia="SimSun" w:cs="Times New Roman"/>
+          <w:sz w:val="24"/>
+          <w:szCs w:val="24"/>
+        </w:rPr>
+        <w:t>Desktop_Composition（</w:t>
+      </w:r>
+      <w:r>
+        <w:rPr>
+          <w:rFonts w:hint="eastAsia" w:ascii="Times New Roman" w:hAnsi="Times New Roman" w:eastAsia="SimSun" w:cs="Times New Roman"/>
+          <w:sz w:val="24"/>
+          <w:szCs w:val="24"/>
+          <w:u w:val="single"/>
+        </w:rPr>
+        <w:t>composition_id</w:t>
+      </w:r>
+      <w:r>
+        <w:rPr>
+          <w:rFonts w:hint="eastAsia" w:ascii="Times New Roman" w:hAnsi="Times New Roman" w:eastAsia="SimSun" w:cs="Times New Roman"/>
+          <w:sz w:val="24"/>
+          <w:szCs w:val="24"/>
+        </w:rPr>
+        <w:t>, productid FK, partid FK, quantity）— CHECK(quantity &gt; 0)</w:t>
+      </w:r>
+    </w:p>
+    <w:p>
+      <w:pPr>
+        <w:numPr>
+          <w:ilvl w:val="0"/>
+          <w:numId w:val="1"/>
+        </w:numPr>
+        <w:spacing w:line="240" w:lineRule="auto"/>
+      </w:pPr>
+      <w:r>
+        <w:rPr>
+          <w:rFonts w:hint="eastAsia" w:ascii="Times New Roman" w:hAnsi="Times New Roman" w:eastAsia="SimSun" w:cs="Times New Roman"/>
+          <w:sz w:val="24"/>
+          <w:szCs w:val="24"/>
+        </w:rPr>
         <w:t>Sales_Order（</w:t>
       </w:r>
       <w:r>
@@ -17590,7 +17468,7 @@
           <w:rFonts w:hint="eastAsia" w:ascii="Times New Roman" w:hAnsi="Times New Roman" w:eastAsia="SimSun" w:cs="Times New Roman"/>
           <w:sz w:val="24"/>
           <w:szCs w:val="24"/>
-          <w:u w:val="single"/>
+          <w:u w:val="none"/>
         </w:rPr>
         <w:t>order_no</w:t>
       </w:r>
@@ -22796,14 +22674,6 @@
         <w:gridCol w:w="2067"/>
       </w:tblGrid>
       <w:tr>
-        <w:tblPrEx>
-          <w:tblCellMar>
-            <w:top w:w="0" w:type="dxa"/>
-            <w:left w:w="108" w:type="dxa"/>
-            <w:bottom w:w="0" w:type="dxa"/>
-            <w:right w:w="108" w:type="dxa"/>
-          </w:tblCellMar>
-        </w:tblPrEx>
         <w:trPr>
           <w:tblHeader/>
           <w:jc w:val="center"/>
@@ -31269,8 +31139,6 @@
         </w:rPr>
         <w:t>测试结果表明：下单的库存校验与扣减、订单总额计算、支付/发货/取消/退货的状态流转、取消与退货的库存回补、以及非法状态流转与异常输入的拦截均符合预期，从程序层面验证了数据库设计与存储过程的正确性。</w:t>
       </w:r>
-      <w:bookmarkStart w:id="29" w:name="_GoBack"/>
-      <w:bookmarkEnd w:id="29"/>
     </w:p>
     <w:p>
       <w:pPr>
@@ -32036,7 +31904,7 @@
     <w:lsdException w:uiPriority="99" w:name="footnote text"/>
     <w:lsdException w:qFormat="1" w:uiPriority="99" w:semiHidden="0" w:name="annotation text"/>
     <w:lsdException w:qFormat="1" w:uiPriority="99" w:semiHidden="0" w:name="header"/>
-    <w:lsdException w:uiPriority="99" w:semiHidden="0" w:name="footer"/>
+    <w:lsdException w:qFormat="1" w:uiPriority="99" w:semiHidden="0" w:name="footer"/>
     <w:lsdException w:uiPriority="99" w:name="index heading"/>
     <w:lsdException w:qFormat="1" w:uiPriority="35" w:name="caption"/>
     <w:lsdException w:uiPriority="99" w:name="table of figures"/>
@@ -32152,7 +32020,7 @@
     <w:lsdException w:uiPriority="99" w:name="Table Web 2"/>
     <w:lsdException w:uiPriority="99" w:name="Table Web 3"/>
     <w:lsdException w:qFormat="1" w:uiPriority="99" w:semiHidden="0" w:name="Balloon Text"/>
-    <w:lsdException w:unhideWhenUsed="0" w:uiPriority="59" w:semiHidden="0" w:name="Table Grid"/>
+    <w:lsdException w:qFormat="1" w:unhideWhenUsed="0" w:uiPriority="59" w:semiHidden="0" w:name="Table Grid"/>
     <w:lsdException w:uiPriority="99" w:name="Table Theme"/>
     <w:lsdException w:unhideWhenUsed="0" w:uiPriority="60" w:semiHidden="0" w:name="Light Shading"/>
     <w:lsdException w:unhideWhenUsed="0" w:uiPriority="61" w:semiHidden="0" w:name="Light List"/>
@@ -32386,6 +32254,7 @@
     <w:basedOn w:val="1"/>
     <w:link w:val="17"/>
     <w:unhideWhenUsed/>
+    <w:qFormat/>
     <w:uiPriority w:val="99"/>
     <w:pPr>
       <w:tabs>
@@ -32439,6 +32308,7 @@
   <w:style w:type="table" w:styleId="12">
     <w:name w:val="Table Grid"/>
     <w:basedOn w:val="11"/>
+    <w:qFormat/>
     <w:uiPriority w:val="59"/>
     <w:tblPr>
       <w:tblBorders>
